--- a/docs/Bao_cao_ky_thuat_Phan_II_Kien_truc_he_thong.docx
+++ b/docs/Bao_cao_ky_thuat_Phan_II_Kien_truc_he_thong.docx
@@ -999,29 +999,48 @@
       </w:pPr>
       <w:r>
         <w:rPr/>
-        <w:t xml:space="preserve">Backend viết bằng Python trên FastAPI. Mã nguồn chia làm hai phần: thư mục </w:t>
+        <w:t>Backend viết bằng Python, dùng FastAPI. Có thể hình dung backend gồm hai phần, giống “bộ não” và “bộ phận giao tiếp”:</w:t>
       </w:r>
+    </w:p>
+    <w:p>
+      <w:pPr>
+        <w:pStyle w:val="ListBullet"/>
+        <w:jc w:val="both"/>
+      </w:pPr>
       <w:r>
         <w:rPr>
-          <w:rFonts w:ascii="Consolas" w:hAnsi="Consolas" w:eastAsia="Consolas" w:cs="Consolas"/>
-          <w:sz w:val="23"/>
+          <w:b/>
         </w:rPr>
-        <w:t>core/</w:t>
+        <w:t>Bộ não – thư mục `core/`:</w:t>
       </w:r>
       <w:r>
         <w:rPr/>
-        <w:t xml:space="preserve"> chứa nghiệp vụ thuần (mô hình dữ liệu, lịch làm việc, rule engine, module VLM) và không phụ thuộc vào web; thư mục </w:t>
+        <w:t xml:space="preserve"> chứa toàn bộ luật nghỉ phép (rule engine), cách tính ngày làm việc và phần đọc chứng từ (VLM). Phần này chỉ nhận dữ kiện vào và trả quyết định ra, không biết gì về web hay trình duyệt.</w:t>
       </w:r>
+    </w:p>
+    <w:p>
+      <w:pPr>
+        <w:pStyle w:val="ListBullet"/>
+        <w:jc w:val="both"/>
+      </w:pPr>
       <w:r>
         <w:rPr>
-          <w:rFonts w:ascii="Consolas" w:hAnsi="Consolas" w:eastAsia="Consolas" w:cs="Consolas"/>
-          <w:sz w:val="23"/>
+          <w:b/>
         </w:rPr>
-        <w:t>backend/</w:t>
+        <w:t>Bộ phận giao tiếp – thư mục `backend/`:</w:t>
       </w:r>
       <w:r>
         <w:rPr/>
-        <w:t xml:space="preserve"> chứa API, bộ điều phối và lớp lưu trữ. Nhờ tách như vậy, toàn bộ luật nghỉ phép được kiểm thử trực tiếp mà không cần khởi động server.</w:t>
+        <w:t xml:space="preserve"> nhận yêu cầu từ giao diện qua API, kiểm tra quyền, lấy dữ liệu trong cơ sở dữ liệu đưa cho “bộ não”, rồi lưu kết quả.</w:t>
+      </w:r>
+    </w:p>
+    <w:p>
+      <w:pPr>
+        <w:jc w:val="both"/>
+      </w:pPr>
+      <w:r>
+        <w:rPr/>
+        <w:t>Tách như vậy giúp luật nghỉ phép được kiểm thử riêng: chỉ cần đưa một đơn mẫu vào rule engine và xem kết quả, không phải bật server hay thao tác trên giao diện. Sửa giao diện hay API cũng không làm ảnh hưởng tới luật.</w:t>
       </w:r>
     </w:p>
     <w:p>
@@ -3092,7 +3111,7 @@
       </w:pPr>
       <w:r>
         <w:rPr/>
-        <w:t>Chúng tôi dùng Qwen2.5-VL 7B, chạy cục bộ qua Ollama; mô hình cỡ 7B vừa với một GPU của máy chủ nên không cần gửi chứng từ ra ngoài. VLM chỉ làm một việc: đọc chứng từ và trả về các thông tin nhìn thấy trên giấy, kèm nhận định tên trên giấy có khớp với người nộp đơn không và chẩn đoán có phù hợp với lý do nghỉ không. VLM không kết luận đơn hợp lệ hay không; việc đó thuộc về rule engine.</w:t>
+        <w:t>Hệ thống dùng mô hình Qwen2.5-VL 7B, chạy ngay trên máy chủ của công ty qua Ollama, nên chứng từ không bị gửi ra ngoài. Nhiệm vụ của VLM chỉ là đọc giấy tờ và ghi lại những gì có trên đó: tên, nơi cấp, ngày cấp, số ngày nghỉ, chữ ký, con dấu. VLM không quyết định đơn được duyệt hay không, việc đó do rule engine làm.</w:t>
       </w:r>
     </w:p>
     <w:p>
@@ -3100,182 +3119,67 @@
         <w:pStyle w:val="Heading3"/>
       </w:pPr>
       <w:r>
-        <w:t>Quy trình xử lý một chứng từ</w:t>
+        <w:t>Các bước xử lý một chứng từ</w:t>
       </w:r>
     </w:p>
     <w:p>
       <w:pPr>
-        <w:tabs>
-          <w:tab w:pos="454" w:val="left"/>
-        </w:tabs>
-        <w:spacing w:after="80"/>
-        <w:ind w:left="454" w:hanging="454"/>
+        <w:pStyle w:val="ListBullet"/>
         <w:jc w:val="both"/>
       </w:pPr>
       <w:r>
         <w:rPr/>
-        <w:t>1.</w:t>
-        <w:tab/>
-      </w:r>
-      <w:r>
-        <w:rPr>
-          <w:b/>
-        </w:rPr>
-        <w:t>Kiểm tra tệp.</w:t>
-      </w:r>
-      <w:r>
-        <w:rPr/>
-        <w:t xml:space="preserve"> Chỉ nhận PDF, PNG, JPEG đúng chữ ký nhị phân, tối đa 10 MB; lưu bằng tên ngẫu nhiên (UUID) và tính mã SHA-256.</w:t>
+        <w:t>Kiểm tra tệp: chỉ nhận PDF, PNG, JPEG, tối đa 10 MB.</w:t>
       </w:r>
     </w:p>
     <w:p>
       <w:pPr>
-        <w:tabs>
-          <w:tab w:pos="454" w:val="left"/>
-        </w:tabs>
-        <w:spacing w:after="80"/>
-        <w:ind w:left="454" w:hanging="454"/>
+        <w:pStyle w:val="ListBullet"/>
         <w:jc w:val="both"/>
       </w:pPr>
       <w:r>
         <w:rPr/>
-        <w:t>2.</w:t>
-        <w:tab/>
-      </w:r>
-      <w:r>
-        <w:rPr>
-          <w:b/>
-        </w:rPr>
-        <w:t>Chặn ảnh mờ trước khi gọi mô hình.</w:t>
-      </w:r>
-      <w:r>
-        <w:rPr/>
-        <w:t xml:space="preserve"> Đo độ nét bằng phương sai Laplacian (OpenCV), không cần GPU. Điểm dưới 50 thì đánh dấu “không đọc được” và bỏ qua mô hình, để mô hình không có cơ hội đoán nội dung của một ảnh mờ.</w:t>
+        <w:t>Ảnh quá mờ thì báo không đọc được ngay, không gửi cho mô hình.</w:t>
       </w:r>
     </w:p>
     <w:p>
       <w:pPr>
-        <w:tabs>
-          <w:tab w:pos="454" w:val="left"/>
-        </w:tabs>
-        <w:spacing w:after="80"/>
-        <w:ind w:left="454" w:hanging="454"/>
+        <w:pStyle w:val="ListBullet"/>
         <w:jc w:val="both"/>
       </w:pPr>
       <w:r>
         <w:rPr/>
-        <w:t>3.</w:t>
-        <w:tab/>
-      </w:r>
-      <w:r>
-        <w:rPr>
-          <w:b/>
-        </w:rPr>
-        <w:t>Chuẩn hóa ảnh.</w:t>
-      </w:r>
-      <w:r>
-        <w:rPr/>
-        <w:t xml:space="preserve"> Chuyển về RGB, cạnh dài tối đa 1600 px, kích thước làm tròn theo bội số của 28 (kích thước ô ảnh mà Qwen-VL xử lý), nén JPEG chất lượng 85.</w:t>
+        <w:t>Thu nhỏ ảnh về tối đa 1600 px cho mô hình đọc nhanh hơn.</w:t>
       </w:r>
     </w:p>
     <w:p>
       <w:pPr>
-        <w:tabs>
-          <w:tab w:pos="454" w:val="left"/>
-        </w:tabs>
-        <w:spacing w:after="80"/>
-        <w:ind w:left="454" w:hanging="454"/>
+        <w:pStyle w:val="ListBullet"/>
         <w:jc w:val="both"/>
       </w:pPr>
       <w:r>
         <w:rPr/>
-        <w:t>4.</w:t>
-        <w:tab/>
-      </w:r>
-      <w:r>
-        <w:rPr>
-          <w:b/>
-        </w:rPr>
-        <w:t>Chọn persona theo loại nghỉ.</w:t>
-      </w:r>
-      <w:r>
-        <w:rPr/>
-        <w:t xml:space="preserve"> Mỗi loại chứng từ có một persona, một thứ tự đọc và một JSON schema riêng (Bảng 2.5). Mô hình chạy với nhiệt độ 0 và bắt buộc trả về JSON.</w:t>
+        <w:t>Chọn cách đọc theo loại nghỉ (giấy khám bệnh, giấy kết hôn, giấy chứng tử…), xem Bảng 2.5.</w:t>
       </w:r>
     </w:p>
     <w:p>
       <w:pPr>
-        <w:tabs>
-          <w:tab w:pos="454" w:val="left"/>
-        </w:tabs>
-        <w:spacing w:after="80"/>
-        <w:ind w:left="454" w:hanging="454"/>
+        <w:pStyle w:val="ListBullet"/>
         <w:jc w:val="both"/>
       </w:pPr>
       <w:r>
         <w:rPr/>
-        <w:t>5.</w:t>
-        <w:tab/>
-      </w:r>
-      <w:r>
-        <w:rPr>
-          <w:b/>
-        </w:rPr>
-        <w:t>Hậu kiểm đầu ra.</w:t>
-      </w:r>
-      <w:r>
-        <w:rPr/>
-        <w:t xml:space="preserve"> Chỉ nhận các trường có trong schema. Nếu mô hình tự đánh giá ảnh không đọc được, toàn bộ trường chữ và ngày tháng bị xóa. Các giá trị mẫu như “Nguyễn Văn A” hay “Bệnh viện Đa khoa A” bị loại bỏ.</w:t>
+        <w:t>Mô hình trả kết quả theo mẫu cố định; thông tin nào không đọc rõ thì để trống, không đoán.</w:t>
       </w:r>
     </w:p>
     <w:p>
       <w:pPr>
-        <w:tabs>
-          <w:tab w:pos="454" w:val="left"/>
-        </w:tabs>
-        <w:spacing w:after="80"/>
-        <w:ind w:left="454" w:hanging="454"/>
+        <w:pStyle w:val="ListBullet"/>
         <w:jc w:val="both"/>
       </w:pPr>
       <w:r>
         <w:rPr/>
-        <w:t>6.</w:t>
-        <w:tab/>
-      </w:r>
-      <w:r>
-        <w:rPr>
-          <w:b/>
-        </w:rPr>
-        <w:t>Tính điểm đối chiếu bằng code.</w:t>
-      </w:r>
-      <w:r>
-        <w:rPr/>
-        <w:t xml:space="preserve"> So tên, so chẩn đoán với lý do nghỉ, so khoảng ngày và số ngày bác sĩ chỉ định. Điểm này do code tính, không do mô hình tự chấm.</w:t>
-      </w:r>
-    </w:p>
-    <w:p>
-      <w:pPr>
-        <w:tabs>
-          <w:tab w:pos="454" w:val="left"/>
-        </w:tabs>
-        <w:spacing w:after="80"/>
-        <w:ind w:left="454" w:hanging="454"/>
-        <w:jc w:val="both"/>
-      </w:pPr>
-      <w:r>
-        <w:rPr/>
-        <w:t>7.</w:t>
-        <w:tab/>
-      </w:r>
-      <w:r>
-        <w:rPr>
-          <w:b/>
-        </w:rPr>
-        <w:t>Lưu kết quả và cache.</w:t>
-      </w:r>
-      <w:r>
-        <w:rPr/>
-        <w:t xml:space="preserve"> Cache theo SHA-256 của tệp cộng với ngữ cảnh của đơn, nên cùng một chứng từ với cùng loại nghỉ không phải đọc lại.</w:t>
+        <w:t>Hệ thống tự so tên, ngày nghỉ trên giấy với đơn và lưu kết quả để không phải đọc lại.</w:t>
       </w:r>
     </w:p>
     <w:p>
@@ -3960,16 +3864,9 @@
             </w:pPr>
             <w:r>
               <w:rPr>
-                <w:b/>
                 <w:sz w:val="24"/>
               </w:rPr>
-              <w:t>Chống ảo giác nhiều lớp:</w:t>
-            </w:r>
-            <w:r>
-              <w:rPr>
-                <w:sz w:val="24"/>
-              </w:rPr>
-              <w:t xml:space="preserve"> chặn ảnh mờ trước khi gọi mô hình, nhiệt độ 0, schema cố định, xóa dữ liệu khi mô hình tự nhận không đọc rõ, lọc giá trị mẫu, điểm đối chiếu tính bằng code.</w:t>
+              <w:t>Ảnh mờ bị chặn từ đầu, và mô hình được dặn để trống khi không chắc, nên hạn chế việc tự “bịa” thông tin.</w:t>
             </w:r>
           </w:p>
           <w:p>
@@ -3979,16 +3876,9 @@
             </w:pPr>
             <w:r>
               <w:rPr>
-                <w:b/>
                 <w:sz w:val="24"/>
               </w:rPr>
-              <w:t>Chống chèn lệnh (prompt injection):</w:t>
-            </w:r>
-            <w:r>
-              <w:rPr>
-                <w:sz w:val="24"/>
-              </w:rPr>
-              <w:t xml:space="preserve"> lý do nghỉ do nhân viên tự nhập chỉ được đưa vào prompt dưới dạng dữ liệu đối chiếu, kèm chỉ dẫn rõ là không làm theo bất kỳ yêu cầu nào nằm trong đó.</w:t>
+              <w:t>Lý do nghỉ do nhân viên tự nhập chỉ được dùng để so sánh, mô hình không làm theo nội dung trong đó.</w:t>
             </w:r>
           </w:p>
           <w:p>
@@ -3998,16 +3888,9 @@
             </w:pPr>
             <w:r>
               <w:rPr>
-                <w:b/>
                 <w:sz w:val="24"/>
               </w:rPr>
-              <w:t>Không coi lỗi kỹ thuật là gian lận:</w:t>
-            </w:r>
-            <w:r>
-              <w:rPr>
-                <w:sz w:val="24"/>
-              </w:rPr>
-              <w:t xml:space="preserve"> nếu Ollama không phản hồi hoặc trả JSON hỏng, tác vụ được thử lại; sau đó đơn chuyển người duyệt kiểm tra chứng từ gốc. Môi trường thật không có chế độ trả kết quả giả lập.</w:t>
+              <w:t>Nếu mô hình gặp lỗi, đơn được chuyển cho người duyệt xem giấy gốc, không bị coi là gian lận.</w:t>
             </w:r>
           </w:p>
           <w:p>
@@ -4017,16 +3900,9 @@
             </w:pPr>
             <w:r>
               <w:rPr>
-                <w:b/>
                 <w:sz w:val="24"/>
               </w:rPr>
-              <w:t>Dữ liệu y tế ở lại máy chủ, GPU được bảo vệ:</w:t>
-            </w:r>
-            <w:r>
-              <w:rPr>
-                <w:sz w:val="24"/>
-              </w:rPr>
-              <w:t xml:space="preserve"> mô hình chạy cục bộ và được giữ thường trực trong bộ nhớ GPU; mỗi thời điểm chỉ một worker gọi mô hình.</w:t>
+              <w:t>Mô hình chạy trên máy chủ nội bộ, dữ liệu y tế không rời công ty.</w:t>
             </w:r>
           </w:p>
         </w:tc>

--- a/docs/Bao_cao_ky_thuat_Phan_II_Kien_truc_he_thong.docx
+++ b/docs/Bao_cao_ky_thuat_Phan_II_Kien_truc_he_thong.docx
@@ -37,7 +37,7 @@
       </w:pPr>
       <w:r>
         <w:rPr/>
-        <w:t>Hệ thống gồm ba tầng (Hình 2.1): giao diện web cho ba nhóm người dùng; backend FastAPI chứa bộ điều phối, rule engine và hàng đợi kiểm tra chứng từ; tầng dữ liệu SQLite. Toàn bộ hệ thống, kể cả mô hình AI, chạy trên một máy chủ của doanh nghiệp.</w:t>
+        <w:t>Hệ thống gồm ba tầng (Hình 2.1). Toàn bộ, kể cả mô hình AI, chạy trên một máy chủ của doanh nghiệp.</w:t>
       </w:r>
     </w:p>
     <w:p>
@@ -91,6 +91,136 @@
           <w:i/>
         </w:rPr>
         <w:t>Hình 2.1. Kiến trúc tổng thể của hệ thống</w:t>
+      </w:r>
+    </w:p>
+    <w:p>
+      <w:pPr>
+        <w:keepNext/>
+        <w:jc w:val="both"/>
+      </w:pPr>
+      <w:r>
+        <w:rPr/>
+        <w:t>Cách các phần làm việc với nhau:</w:t>
+      </w:r>
+    </w:p>
+    <w:p>
+      <w:pPr>
+        <w:pStyle w:val="ListBullet"/>
+        <w:jc w:val="both"/>
+      </w:pPr>
+      <w:r>
+        <w:rPr>
+          <w:b/>
+        </w:rPr>
+        <w:t>Giao diện web</w:t>
+      </w:r>
+      <w:r>
+        <w:rPr/>
+        <w:t xml:space="preserve"> có ba trang cho ba nhóm người dùng: ban giám khảo (Test), nhân viên và quản lý. Mọi thao tác đều gửi lên API kèm token đăng nhập; trình duyệt không gọi AI trực tiếp.</w:t>
+      </w:r>
+    </w:p>
+    <w:p>
+      <w:pPr>
+        <w:pStyle w:val="ListBullet"/>
+        <w:jc w:val="both"/>
+      </w:pPr>
+      <w:r>
+        <w:rPr>
+          <w:b/>
+        </w:rPr>
+        <w:t>API</w:t>
+      </w:r>
+      <w:r>
+        <w:rPr/>
+        <w:t xml:space="preserve"> kiểm tra người gửi là ai và có quyền làm việc đó không. Đơn nghỉ được chuyển cho </w:t>
+      </w:r>
+      <w:r>
+        <w:rPr>
+          <w:b/>
+        </w:rPr>
+        <w:t>Bộ điều phối</w:t>
+      </w:r>
+      <w:r>
+        <w:rPr/>
+        <w:t xml:space="preserve">; chứng từ tải lên được chuyển cho </w:t>
+      </w:r>
+      <w:r>
+        <w:rPr>
+          <w:b/>
+        </w:rPr>
+        <w:t>Xử lý chứng từ</w:t>
+      </w:r>
+      <w:r>
+        <w:rPr/>
+        <w:t>.</w:t>
+      </w:r>
+    </w:p>
+    <w:p>
+      <w:pPr>
+        <w:pStyle w:val="ListBullet"/>
+        <w:jc w:val="both"/>
+      </w:pPr>
+      <w:r>
+        <w:rPr>
+          <w:b/>
+        </w:rPr>
+        <w:t>Xử lý chứng từ</w:t>
+      </w:r>
+      <w:r>
+        <w:rPr/>
+        <w:t xml:space="preserve"> lưu tệp vào kho, rồi lần lượt đưa ảnh cho </w:t>
+      </w:r>
+      <w:r>
+        <w:rPr>
+          <w:b/>
+        </w:rPr>
+        <w:t>VLM</w:t>
+      </w:r>
+      <w:r>
+        <w:rPr/>
+        <w:t xml:space="preserve"> đọc. Đọc xong, nó báo cho Bộ điều phối để xét tiếp những đơn đang chờ giấy tờ này.</w:t>
+      </w:r>
+    </w:p>
+    <w:p>
+      <w:pPr>
+        <w:pStyle w:val="ListBullet"/>
+        <w:jc w:val="both"/>
+      </w:pPr>
+      <w:r>
+        <w:rPr>
+          <w:b/>
+        </w:rPr>
+        <w:t>Bộ điều phối</w:t>
+      </w:r>
+      <w:r>
+        <w:rPr/>
+        <w:t xml:space="preserve"> lấy dữ liệu trong cơ sở dữ liệu (số dư phép, lịch nghỉ, quân số phòng), gửi cho </w:t>
+      </w:r>
+      <w:r>
+        <w:rPr>
+          <w:b/>
+        </w:rPr>
+        <w:t>Rule Engine</w:t>
+      </w:r>
+      <w:r>
+        <w:rPr/>
+        <w:t xml:space="preserve"> cùng kết quả đọc chứng từ, nhận lại quyết định rồi lưu kết quả và nhật ký.</w:t>
+      </w:r>
+    </w:p>
+    <w:p>
+      <w:pPr>
+        <w:pStyle w:val="ListBullet"/>
+        <w:jc w:val="both"/>
+      </w:pPr>
+      <w:r>
+        <w:rPr>
+          <w:b/>
+        </w:rPr>
+        <w:t>Rule Engine</w:t>
+      </w:r>
+      <w:r>
+        <w:rPr/>
+        <w:t xml:space="preserve"> là nơi duy nhất ra quyết định, dựa trên quy chế và lịch nghỉ lễ đã xác minh. VLM chỉ cung cấp thông tin đọc được trên giấy.</w:t>
       </w:r>
     </w:p>
     <w:tbl>
@@ -1296,7 +1426,7 @@
               <w:rPr>
                 <w:sz w:val="22"/>
               </w:rPr>
-              <w:t>Với mỗi đơn: nạp ngữ cảnh tin cậy từ cơ sở dữ liệu, lấy kết quả đọc chứng từ, chạy rule engine, chọn người duyệt, rồi lưu kết quả, sổ cái và nhật ký trong cùng một giao dịch.</w:t>
+              <w:t>Với mỗi đơn: lấy dữ liệu của công ty trong cơ sở dữ liệu, lấy kết quả đọc chứng từ, chạy rule engine, chọn người duyệt, rồi lưu kết quả, sổ cái và nhật ký trong cùng một giao dịch.</w:t>
             </w:r>
           </w:p>
         </w:tc>
@@ -2370,11 +2500,76 @@
     </w:p>
     <w:p>
       <w:pPr>
+        <w:keepNext/>
         <w:jc w:val="both"/>
       </w:pPr>
       <w:r>
         <w:rPr/>
-        <w:t>Hình 2.2 mô tả đường đi của một đơn từ lúc nộp đến lúc hoàn tất. Có hai điểm cần lưu ý. Thứ nhất, ngữ cảnh dùng để quyết định (số dư, lịch làm việc, ngày đã duyệt, người bàn giao, quân số phòng ban) luôn lấy từ cơ sở dữ liệu, không lấy từ form. Thứ hai, khi con người duyệt, rule engine chạy lại với dữ liệu mới nhất trước khi chốt.</w:t>
+        <w:t>Hình 2.2 mô tả đường đi của một đơn từ lúc nộp đến lúc hoàn tất:</w:t>
+      </w:r>
+    </w:p>
+    <w:p>
+      <w:pPr>
+        <w:pStyle w:val="ListBullet"/>
+        <w:jc w:val="both"/>
+      </w:pPr>
+      <w:r>
+        <w:rPr>
+          <w:b/>
+        </w:rPr>
+        <w:t>Bước 1–4:</w:t>
+      </w:r>
+      <w:r>
+        <w:rPr/>
+        <w:t xml:space="preserve"> nhân viên nộp đơn; nếu có giấy tờ, VLM đọc giấy tờ đó. Hệ thống lấy thêm dữ liệu của công ty (số dư phép, lịch nghỉ đã duyệt, số người trong phòng đang nghỉ), rồi rule engine kiểm tra 13 điều kiện.</w:t>
+      </w:r>
+    </w:p>
+    <w:p>
+      <w:pPr>
+        <w:pStyle w:val="ListBullet"/>
+        <w:jc w:val="both"/>
+      </w:pPr>
+      <w:r>
+        <w:rPr>
+          <w:b/>
+        </w:rPr>
+        <w:t>Kết quả:</w:t>
+      </w:r>
+      <w:r>
+        <w:rPr/>
+        <w:t xml:space="preserve"> đơn được tự động duyệt, được báo là không cần nghỉ (trùng ngày lễ, cuối tuần), bị trả về để sửa, bị từ chối, hoặc được chuyển cho người có thẩm quyền.</w:t>
+      </w:r>
+    </w:p>
+    <w:p>
+      <w:pPr>
+        <w:pStyle w:val="ListBullet"/>
+        <w:jc w:val="both"/>
+      </w:pPr>
+      <w:r>
+        <w:rPr>
+          <w:b/>
+        </w:rPr>
+        <w:t>Bước 5–6:</w:t>
+      </w:r>
+      <w:r>
+        <w:rPr/>
+        <w:t xml:space="preserve"> Lead Team hoặc CEO chọn Duyệt, Yêu cầu bổ sung hoặc Từ chối. Khi bấm Duyệt, rule engine kiểm tra lại một lần nữa với dữ liệu mới nhất; nếu đơn còn cần cấp cao hơn duyệt (ví dụ nghỉ dài ngày) thì đơn quay lại bước 5 cho cấp đó.</w:t>
+      </w:r>
+    </w:p>
+    <w:p>
+      <w:pPr>
+        <w:pStyle w:val="ListBullet"/>
+        <w:jc w:val="both"/>
+      </w:pPr>
+      <w:r>
+        <w:rPr>
+          <w:b/>
+        </w:rPr>
+        <w:t>Bước 7–8:</w:t>
+      </w:r>
+      <w:r>
+        <w:rPr/>
+        <w:t xml:space="preserve"> nếu đơn có người nhận bàn giao, người đó phải xác nhận nhận việc. Sau đó đơn hoàn tất, hệ thống trừ phép và ghi lịch nghỉ.</w:t>
       </w:r>
     </w:p>
     <w:p>
@@ -2386,7 +2581,7 @@
       <w:r>
         <w:drawing>
           <wp:inline xmlns:a="http://schemas.openxmlformats.org/drawingml/2006/main" xmlns:pic="http://schemas.openxmlformats.org/drawingml/2006/picture">
-            <wp:extent cx="5760000" cy="2616000"/>
+            <wp:extent cx="5760000" cy="3192000"/>
             <wp:docPr id="2" name="Picture 2"/>
             <wp:cNvGraphicFramePr>
               <a:graphicFrameLocks noChangeAspect="1"/>
@@ -2407,7 +2602,7 @@
                   <pic:spPr>
                     <a:xfrm>
                       <a:off x="0" y="0"/>
-                      <a:ext cx="5760000" cy="2616000"/>
+                      <a:ext cx="5760000" cy="3192000"/>
                     </a:xfrm>
                     <a:prstGeom prst="rect"/>
                   </pic:spPr>
